--- a/DBTUNING/ch16_성능설계와개발/ch16_실습문제_추가서술형.docx
+++ b/DBTUNING/ch16_성능설계와개발/ch16_실습문제_추가서술형.docx
@@ -7,7 +7,7 @@
         <w:pStyle w:val="Heading1"/>
       </w:pPr>
       <w:r>
-        <w:t>제2장  성능을 고려한 설계와 개발 — 추가 실습문제 (서술형·문제해결형·진단절차형)</w:t>
+        <w:t>제ch16  성능을 고려한 설계와 개발 — 추가 실습문제 (서술형·문제해결형·진단절차형)</w:t>
       </w:r>
     </w:p>
     <w:p>

--- a/DBTUNING/ch16_성능설계와개발/ch16_실습문제_추가서술형.docx
+++ b/DBTUNING/ch16_성능설계와개발/ch16_실습문제_추가서술형.docx
@@ -7,7 +7,7 @@
         <w:pStyle w:val="Heading1"/>
       </w:pPr>
       <w:r>
-        <w:t>제ch16  성능을 고려한 설계와 개발 — 추가 실습문제 (서술형·문제해결형·진단절차형)</w:t>
+        <w:t>ch16  성능을 고려한 설계와 개발 — 추가 실습문제 (서술형·문제해결형·진단절차형)</w:t>
       </w:r>
     </w:p>
     <w:p>
